--- a/public/assets/template/docx/surat_keterangan_harga_tanah.docx
+++ b/public/assets/template/docx/surat_keterangan_harga_tanah.docx
@@ -73,7 +73,7 @@
         <w:pStyle w:val="BodyText"/>
       </w:pPr>
       <w:r>
-        <w:t xml:space="preserve">KABUPATEN $NAMA_KAB</w:t>
+        <w:t xml:space="preserve">KABUPATEN ${NAMA_KAB}</w:t>
       </w:r>
     </w:p>
     <w:p>
@@ -81,7 +81,7 @@
         <w:pStyle w:val="BodyText"/>
       </w:pPr>
       <w:r>
-        <w:t xml:space="preserve">KAPANEWON $NAMA_KEC</w:t>
+        <w:t xml:space="preserve">KAPANEWON ${NAMA_KEC}</w:t>
       </w:r>
     </w:p>
     <w:p>
@@ -93,7 +93,7 @@
           <w:b/>
           <w:bCs/>
         </w:rPr>
-        <w:t xml:space="preserve">PEMERINTAH KALURAHAN $NAMA_DES</w:t>
+        <w:t xml:space="preserve">PEMERINTAH KALURAHAN ${NAMA_DES}</w:t>
       </w:r>
     </w:p>
     <w:p>
@@ -101,7 +101,7 @@
         <w:pStyle w:val="BodyText"/>
       </w:pPr>
       <w:r>
-        <w:t xml:space="preserve">$NAMA_DESA_JAWA</w:t>
+        <w:t xml:space="preserve">${NAMA_DESA_JAWA}</w:t>
       </w:r>
       <w:r>
         <w:drawing>
@@ -152,7 +152,7 @@
         <w:pStyle w:val="BodyText"/>
       </w:pPr>
       <w:r>
-        <w:t xml:space="preserve">$ALAMAT_DES</w:t>
+        <w:t xml:space="preserve">${ALAMAT_DES}</w:t>
       </w:r>
     </w:p>
     <w:p>
@@ -160,7 +160,7 @@
         <w:pStyle w:val="BodyText"/>
       </w:pPr>
       <w:r>
-        <w:t xml:space="preserve">Posel : $ALAMAT_MAIL</w:t>
+        <w:t xml:space="preserve">Posel : ${ALAMAT_MAIL}</w:t>
       </w:r>
     </w:p>
     <w:p>
@@ -179,7 +179,7 @@
         <w:pStyle w:val="FirstParagraph"/>
       </w:pPr>
       <w:r>
-        <w:t xml:space="preserve">Nomor : $NOMOR_SURAT /$KODE_DESA /$TAHUN</w:t>
+        <w:t xml:space="preserve">Nomor : ${NOMOR_SURAT} /${KODE_DESA} /${TAHUN}</w:t>
       </w:r>
     </w:p>
     <w:p>
@@ -187,7 +187,7 @@
         <w:pStyle w:val="BodyText"/>
       </w:pPr>
       <w:r>
-        <w:t xml:space="preserve">Yang bertanda tangan di bawah ini, Lurah $NAMA_DES, Kapanewon $NAMA_KEC, Kabupaten $NAMA_KAB, menerangkan dengan sebenarnya bahwa tanah pekarangan bangunan/ pekarangan kosong/ tegalan/ sawah dengan identitas :</w:t>
+        <w:t xml:space="preserve">Yang bertanda tangan di bawah ini, Lurah ${NAMA_DES}, Kapanewon ${NAMA_KEC}, Kabupaten ${NAMA_KAB}, menerangkan dengan sebenarnya bahwa tanah pekarangan bangunan/ pekarangan kosong/ tegalan/ sawah dengan identitas :</w:t>
       </w:r>
     </w:p>
     <w:tbl>
@@ -231,7 +231,7 @@
               <w:pStyle w:val="BodyText"/>
             </w:pPr>
             <w:r>
-              <w:t xml:space="preserve">$NAMA_BARU1</w:t>
+              <w:t xml:space="preserve">${NAMA_BARU1}</w:t>
             </w:r>
           </w:p>
         </w:tc>
@@ -266,7 +266,7 @@
               <w:pStyle w:val="BodyText"/>
             </w:pPr>
             <w:r>
-              <w:t xml:space="preserve">$TPT_BARU1</w:t>
+              <w:t xml:space="preserve">${TPT_BARU1}</w:t>
             </w:r>
           </w:p>
         </w:tc>
@@ -301,7 +301,7 @@
               <w:pStyle w:val="BodyText"/>
             </w:pPr>
             <w:r>
-              <w:t xml:space="preserve">$TGL_BARU1</w:t>
+              <w:t xml:space="preserve">${TGL_BARU1}</w:t>
             </w:r>
           </w:p>
         </w:tc>
@@ -336,7 +336,7 @@
               <w:pStyle w:val="BodyText"/>
             </w:pPr>
             <w:r>
-              <w:t xml:space="preserve">$HUBKEL_BARU1</w:t>
+              <w:t xml:space="preserve">${HUBKEL_BARU1}</w:t>
             </w:r>
           </w:p>
         </w:tc>
@@ -371,7 +371,7 @@
               <w:pStyle w:val="BodyText"/>
             </w:pPr>
             <w:r>
-              <w:t xml:space="preserve">$NAMA_BARU2</w:t>
+              <w:t xml:space="preserve">${NAMA_BARU2}</w:t>
             </w:r>
           </w:p>
         </w:tc>
@@ -406,7 +406,7 @@
               <w:pStyle w:val="BodyText"/>
             </w:pPr>
             <w:r>
-              <w:t xml:space="preserve">$TPT_BARU2</w:t>
+              <w:t xml:space="preserve">${TPT_BARU2}</w:t>
             </w:r>
           </w:p>
         </w:tc>
@@ -441,7 +441,7 @@
               <w:pStyle w:val="BodyText"/>
             </w:pPr>
             <w:r>
-              <w:t xml:space="preserve">$TGL_BARU2</w:t>
+              <w:t xml:space="preserve">${TGL_BARU2}</w:t>
             </w:r>
           </w:p>
         </w:tc>
@@ -478,7 +478,7 @@
         <w:pStyle w:val="BodyText"/>
       </w:pPr>
       <w:r>
-        <w:t xml:space="preserve">Tanah tersebut diatas mempunyai harga pasaran sekitar $TOTAL</w:t>
+        <w:t xml:space="preserve">Tanah tersebut diatas mempunyai harga pasaran sekitar ${TOTAL}</w:t>
       </w:r>
       <w:r>
         <w:t xml:space="preserve"> </w:t>
@@ -488,7 +488,7 @@
           <w:i/>
           <w:iCs/>
         </w:rPr>
-        <w:t xml:space="preserve">($RPHURUF)</w:t>
+        <w:t xml:space="preserve">(${RPHURUF})</w:t>
       </w:r>
       <w:r>
         <w:t xml:space="preserve"> </w:t>
@@ -540,31 +540,31 @@
               <w:pStyle w:val="FirstParagraph"/>
             </w:pPr>
             <w:r>
-              <w:t xml:space="preserve">$NAMA_DES, $TGL_SURAT</w:t>
-            </w:r>
-          </w:p>
-          <w:p>
-            <w:pPr>
-              <w:pStyle w:val="BodyText"/>
-            </w:pPr>
-            <w:r>
-              <w:t xml:space="preserve">$JABATAN,</w:t>
-            </w:r>
-          </w:p>
-          <w:p>
-            <w:pPr>
-              <w:pStyle w:val="BodyText"/>
-            </w:pPr>
-            <w:r>
-              <w:t xml:space="preserve">$NAMA_PAMONG</w:t>
-            </w:r>
-          </w:p>
-          <w:p>
-            <w:pPr>
-              <w:pStyle w:val="BodyText"/>
-            </w:pPr>
-            <w:r>
-              <w:t xml:space="preserve">$NIP_PAMONG</w:t>
+              <w:t xml:space="preserve">${NAMA_DES}, ${TGL_SURAT}</w:t>
+            </w:r>
+          </w:p>
+          <w:p>
+            <w:pPr>
+              <w:pStyle w:val="BodyText"/>
+            </w:pPr>
+            <w:r>
+              <w:t xml:space="preserve">${JABATAN},</w:t>
+            </w:r>
+          </w:p>
+          <w:p>
+            <w:pPr>
+              <w:pStyle w:val="BodyText"/>
+            </w:pPr>
+            <w:r>
+              <w:t xml:space="preserve">${NAMA_PAMONG}</w:t>
+            </w:r>
+          </w:p>
+          <w:p>
+            <w:pPr>
+              <w:pStyle w:val="BodyText"/>
+            </w:pPr>
+            <w:r>
+              <w:t xml:space="preserve">${NIP_PAMONG}</w:t>
             </w:r>
           </w:p>
         </w:tc>
